--- a/Iyanu_Diagnostics_Interview_Questionnaire.docx
+++ b/Iyanu_Diagnostics_Interview_Questionnaire.docx
@@ -475,6 +475,66 @@
               <w:t xml:space="preserve">Burial / coffin / your funeral</w:t>
             </w:r>
           </w:p>
+          <w:p>
+            <w:pPr>
+              <w:spacing w:after="60"/>
+              <w:ind w:left="200"/>
+            </w:pPr>
+            <w:r>
+              <w:rPr>
+                <w:sz w:val="22"/>
+                <w:szCs w:val="22"/>
+              </w:rPr>
+              <w:t xml:space="preserve">☐  </w:t>
+            </w:r>
+            <w:r>
+              <w:rPr>
+                <w:sz w:val="20"/>
+                <w:szCs w:val="20"/>
+              </w:rPr>
+              <w:t xml:space="preserve">Snake / python spirit</w:t>
+            </w:r>
+          </w:p>
+          <w:p>
+            <w:pPr>
+              <w:spacing w:after="60"/>
+              <w:ind w:left="200"/>
+            </w:pPr>
+            <w:r>
+              <w:rPr>
+                <w:sz w:val="22"/>
+                <w:szCs w:val="22"/>
+              </w:rPr>
+              <w:t xml:space="preserve">☐  </w:t>
+            </w:r>
+            <w:r>
+              <w:rPr>
+                <w:sz w:val="20"/>
+                <w:szCs w:val="20"/>
+              </w:rPr>
+              <w:t xml:space="preserve">Flying / falling from height</w:t>
+            </w:r>
+          </w:p>
+          <w:p>
+            <w:pPr>
+              <w:spacing w:after="60"/>
+              <w:ind w:left="200"/>
+            </w:pPr>
+            <w:r>
+              <w:rPr>
+                <w:sz w:val="22"/>
+                <w:szCs w:val="22"/>
+              </w:rPr>
+              <w:t xml:space="preserve">☐  </w:t>
+            </w:r>
+            <w:r>
+              <w:rPr>
+                <w:sz w:val="20"/>
+                <w:szCs w:val="20"/>
+              </w:rPr>
+              <w:t xml:space="preserve">Lost / exam failure</w:t>
+            </w:r>
+          </w:p>
         </w:tc>
         <w:tc>
           <w:tcPr>
@@ -497,66 +557,6 @@
                 <w:sz w:val="20"/>
                 <w:szCs w:val="20"/>
               </w:rPr>
-              <w:t xml:space="preserve">Snake / python spirit</w:t>
-            </w:r>
-          </w:p>
-          <w:p>
-            <w:pPr>
-              <w:spacing w:after="60"/>
-              <w:ind w:left="200"/>
-            </w:pPr>
-            <w:r>
-              <w:rPr>
-                <w:sz w:val="22"/>
-                <w:szCs w:val="22"/>
-              </w:rPr>
-              <w:t xml:space="preserve">☐  </w:t>
-            </w:r>
-            <w:r>
-              <w:rPr>
-                <w:sz w:val="20"/>
-                <w:szCs w:val="20"/>
-              </w:rPr>
-              <w:t xml:space="preserve">Flying / falling from height</w:t>
-            </w:r>
-          </w:p>
-          <w:p>
-            <w:pPr>
-              <w:spacing w:after="60"/>
-              <w:ind w:left="200"/>
-            </w:pPr>
-            <w:r>
-              <w:rPr>
-                <w:sz w:val="22"/>
-                <w:szCs w:val="22"/>
-              </w:rPr>
-              <w:t xml:space="preserve">☐  </w:t>
-            </w:r>
-            <w:r>
-              <w:rPr>
-                <w:sz w:val="20"/>
-                <w:szCs w:val="20"/>
-              </w:rPr>
-              <w:t xml:space="preserve">Lost / exam failure</w:t>
-            </w:r>
-          </w:p>
-          <w:p>
-            <w:pPr>
-              <w:spacing w:after="60"/>
-              <w:ind w:left="200"/>
-            </w:pPr>
-            <w:r>
-              <w:rPr>
-                <w:sz w:val="22"/>
-                <w:szCs w:val="22"/>
-              </w:rPr>
-              <w:t xml:space="preserve">☐  </w:t>
-            </w:r>
-            <w:r>
-              <w:rPr>
-                <w:sz w:val="20"/>
-                <w:szCs w:val="20"/>
-              </w:rPr>
               <w:t xml:space="preserve">Naked in public / shame</w:t>
             </w:r>
           </w:p>
@@ -598,6 +598,126 @@
                 <w:szCs w:val="20"/>
               </w:rPr>
               <w:t xml:space="preserve">Attack in house / home</w:t>
+            </w:r>
+          </w:p>
+          <w:p>
+            <w:pPr>
+              <w:spacing w:after="60"/>
+              <w:ind w:left="200"/>
+            </w:pPr>
+            <w:r>
+              <w:rPr>
+                <w:sz w:val="22"/>
+                <w:szCs w:val="22"/>
+              </w:rPr>
+              <w:t xml:space="preserve">☐  </w:t>
+            </w:r>
+            <w:r>
+              <w:rPr>
+                <w:sz w:val="20"/>
+                <w:szCs w:val="20"/>
+              </w:rPr>
+              <w:t xml:space="preserve">Buying or selling in a dream market</w:t>
+            </w:r>
+          </w:p>
+          <w:p>
+            <w:pPr>
+              <w:spacing w:after="60"/>
+              <w:ind w:left="200"/>
+            </w:pPr>
+            <w:r>
+              <w:rPr>
+                <w:sz w:val="22"/>
+                <w:szCs w:val="22"/>
+              </w:rPr>
+              <w:t xml:space="preserve">☐  </w:t>
+            </w:r>
+            <w:r>
+              <w:rPr>
+                <w:sz w:val="20"/>
+                <w:szCs w:val="20"/>
+              </w:rPr>
+              <w:t xml:space="preserve">Undergoing surgery or an operation</w:t>
+            </w:r>
+          </w:p>
+          <w:p>
+            <w:pPr>
+              <w:spacing w:after="60"/>
+              <w:ind w:left="200"/>
+            </w:pPr>
+            <w:r>
+              <w:rPr>
+                <w:sz w:val="22"/>
+                <w:szCs w:val="22"/>
+              </w:rPr>
+              <w:t xml:space="preserve">☐  </w:t>
+            </w:r>
+            <w:r>
+              <w:rPr>
+                <w:sz w:val="20"/>
+                <w:szCs w:val="20"/>
+              </w:rPr>
+              <w:t xml:space="preserve">Teeth falling out</w:t>
+            </w:r>
+          </w:p>
+          <w:p>
+            <w:pPr>
+              <w:spacing w:after="60"/>
+              <w:ind w:left="200"/>
+            </w:pPr>
+            <w:r>
+              <w:rPr>
+                <w:sz w:val="22"/>
+                <w:szCs w:val="22"/>
+              </w:rPr>
+              <w:t xml:space="preserve">☐  </w:t>
+            </w:r>
+            <w:r>
+              <w:rPr>
+                <w:sz w:val="20"/>
+                <w:szCs w:val="20"/>
+              </w:rPr>
+              <w:t xml:space="preserve">Driving/traveling with no control</w:t>
+            </w:r>
+          </w:p>
+          <w:p>
+            <w:pPr>
+              <w:spacing w:after="60"/>
+              <w:ind w:left="200"/>
+            </w:pPr>
+            <w:r>
+              <w:rPr>
+                <w:sz w:val="22"/>
+                <w:szCs w:val="22"/>
+              </w:rPr>
+              <w:t xml:space="preserve">☐  </w:t>
+            </w:r>
+            <w:r>
+              <w:rPr>
+                <w:sz w:val="20"/>
+                <w:szCs w:val="20"/>
+              </w:rPr>
+              <w:t xml:space="preserve">Unable to move, speak, or call for help</w:t>
+            </w:r>
+          </w:p>
+          <w:p>
+            <w:pPr>
+              <w:spacing w:after="60"/>
+              <w:ind w:left="200"/>
+            </w:pPr>
+            <w:r>
+              <w:rPr>
+                <w:sz w:val="22"/>
+                <w:szCs w:val="22"/>
+              </w:rPr>
+              <w:t xml:space="preserve">☐  </w:t>
+            </w:r>
+            <w:r>
+              <w:rPr>
+                <w:sz w:val="20"/>
+                <w:szCs w:val="20"/>
+              </w:rPr>
+              <w:t xml:space="preserve">Climbing without reaching the top</w:t>
             </w:r>
           </w:p>
         </w:tc>
@@ -798,6 +918,46 @@
               <w:t xml:space="preserve">Pattern of sickness</w:t>
             </w:r>
           </w:p>
+          <w:p>
+            <w:pPr>
+              <w:spacing w:after="60"/>
+              <w:ind w:left="200"/>
+            </w:pPr>
+            <w:r>
+              <w:rPr>
+                <w:sz w:val="22"/>
+                <w:szCs w:val="22"/>
+              </w:rPr>
+              <w:t xml:space="preserve">☐  </w:t>
+            </w:r>
+            <w:r>
+              <w:rPr>
+                <w:sz w:val="20"/>
+                <w:szCs w:val="20"/>
+              </w:rPr>
+              <w:t xml:space="preserve">Mental torment: fear / suicide</w:t>
+            </w:r>
+          </w:p>
+          <w:p>
+            <w:pPr>
+              <w:spacing w:after="60"/>
+              <w:ind w:left="200"/>
+            </w:pPr>
+            <w:r>
+              <w:rPr>
+                <w:sz w:val="22"/>
+                <w:szCs w:val="22"/>
+              </w:rPr>
+              <w:t xml:space="preserve">☐  </w:t>
+            </w:r>
+            <w:r>
+              <w:rPr>
+                <w:sz w:val="20"/>
+                <w:szCs w:val="20"/>
+              </w:rPr>
+              <w:t xml:space="preserve">Accidents / near death</w:t>
+            </w:r>
+          </w:p>
         </w:tc>
         <w:tc>
           <w:tcPr>
@@ -820,46 +980,6 @@
                 <w:sz w:val="20"/>
                 <w:szCs w:val="20"/>
               </w:rPr>
-              <w:t xml:space="preserve">Mental torment: fear / suicide</w:t>
-            </w:r>
-          </w:p>
-          <w:p>
-            <w:pPr>
-              <w:spacing w:after="60"/>
-              <w:ind w:left="200"/>
-            </w:pPr>
-            <w:r>
-              <w:rPr>
-                <w:sz w:val="22"/>
-                <w:szCs w:val="22"/>
-              </w:rPr>
-              <w:t xml:space="preserve">☐  </w:t>
-            </w:r>
-            <w:r>
-              <w:rPr>
-                <w:sz w:val="20"/>
-                <w:szCs w:val="20"/>
-              </w:rPr>
-              <w:t xml:space="preserve">Accidents / near death</w:t>
-            </w:r>
-          </w:p>
-          <w:p>
-            <w:pPr>
-              <w:spacing w:after="60"/>
-              <w:ind w:left="200"/>
-            </w:pPr>
-            <w:r>
-              <w:rPr>
-                <w:sz w:val="22"/>
-                <w:szCs w:val="22"/>
-              </w:rPr>
-              <w:t xml:space="preserve">☐  </w:t>
-            </w:r>
-            <w:r>
-              <w:rPr>
-                <w:sz w:val="20"/>
-                <w:szCs w:val="20"/>
-              </w:rPr>
               <w:t xml:space="preserve">Spiritual attacks in sleep</w:t>
             </w:r>
           </w:p>
@@ -941,6 +1061,86 @@
                 <w:szCs w:val="20"/>
               </w:rPr>
               <w:t xml:space="preserve">Near-success syndrome</w:t>
+            </w:r>
+          </w:p>
+          <w:p>
+            <w:pPr>
+              <w:spacing w:after="60"/>
+              <w:ind w:left="200"/>
+            </w:pPr>
+            <w:r>
+              <w:rPr>
+                <w:sz w:val="22"/>
+                <w:szCs w:val="22"/>
+              </w:rPr>
+              <w:t xml:space="preserve">☐  </w:t>
+            </w:r>
+            <w:r>
+              <w:rPr>
+                <w:sz w:val="20"/>
+                <w:szCs w:val="20"/>
+              </w:rPr>
+              <w:t xml:space="preserve">Persistent fear or panic after a bad dream / bad news</w:t>
+            </w:r>
+          </w:p>
+          <w:p>
+            <w:pPr>
+              <w:spacing w:after="60"/>
+              <w:ind w:left="200"/>
+            </w:pPr>
+            <w:r>
+              <w:rPr>
+                <w:sz w:val="22"/>
+                <w:szCs w:val="22"/>
+              </w:rPr>
+              <w:t xml:space="preserve">☐  </w:t>
+            </w:r>
+            <w:r>
+              <w:rPr>
+                <w:sz w:val="20"/>
+                <w:szCs w:val="20"/>
+              </w:rPr>
+              <w:t xml:space="preserve">Negative words spoken over your life by others</w:t>
+            </w:r>
+          </w:p>
+          <w:p>
+            <w:pPr>
+              <w:spacing w:after="60"/>
+              <w:ind w:left="200"/>
+            </w:pPr>
+            <w:r>
+              <w:rPr>
+                <w:sz w:val="22"/>
+                <w:szCs w:val="22"/>
+              </w:rPr>
+              <w:t xml:space="preserve">☐  </w:t>
+            </w:r>
+            <w:r>
+              <w:rPr>
+                <w:sz w:val="20"/>
+                <w:szCs w:val="20"/>
+              </w:rPr>
+              <w:t xml:space="preserve">Unkept vow or promise weighing on you</w:t>
+            </w:r>
+          </w:p>
+          <w:p>
+            <w:pPr>
+              <w:spacing w:after="60"/>
+              <w:ind w:left="200"/>
+            </w:pPr>
+            <w:r>
+              <w:rPr>
+                <w:sz w:val="22"/>
+                <w:szCs w:val="22"/>
+              </w:rPr>
+              <w:t xml:space="preserve">☐  </w:t>
+            </w:r>
+            <w:r>
+              <w:rPr>
+                <w:sz w:val="20"/>
+                <w:szCs w:val="20"/>
+              </w:rPr>
+              <w:t xml:space="preserve">Repeatedly tempted by the same person, gift, or opportunity</w:t>
             </w:r>
           </w:p>
         </w:tc>
@@ -1126,6 +1326,46 @@
               <w:t xml:space="preserve">Poverty covenant: "no one gets rich"</w:t>
             </w:r>
           </w:p>
+          <w:p>
+            <w:pPr>
+              <w:spacing w:after="60"/>
+              <w:ind w:left="200"/>
+            </w:pPr>
+            <w:r>
+              <w:rPr>
+                <w:sz w:val="22"/>
+                <w:szCs w:val="22"/>
+              </w:rPr>
+              <w:t xml:space="preserve">☐  </w:t>
+            </w:r>
+            <w:r>
+              <w:rPr>
+                <w:sz w:val="20"/>
+                <w:szCs w:val="20"/>
+              </w:rPr>
+              <w:t xml:space="preserve">Mental illness / madness in family</w:t>
+            </w:r>
+          </w:p>
+          <w:p>
+            <w:pPr>
+              <w:spacing w:after="60"/>
+              <w:ind w:left="200"/>
+            </w:pPr>
+            <w:r>
+              <w:rPr>
+                <w:sz w:val="22"/>
+                <w:szCs w:val="22"/>
+              </w:rPr>
+              <w:t xml:space="preserve">☐  </w:t>
+            </w:r>
+            <w:r>
+              <w:rPr>
+                <w:sz w:val="20"/>
+                <w:szCs w:val="20"/>
+              </w:rPr>
+              <w:t xml:space="preserve">Family curse / generational</w:t>
+            </w:r>
+          </w:p>
         </w:tc>
         <w:tc>
           <w:tcPr>
@@ -1148,46 +1388,6 @@
                 <w:sz w:val="20"/>
                 <w:szCs w:val="20"/>
               </w:rPr>
-              <w:t xml:space="preserve">Mental illness / madness in family</w:t>
-            </w:r>
-          </w:p>
-          <w:p>
-            <w:pPr>
-              <w:spacing w:after="60"/>
-              <w:ind w:left="200"/>
-            </w:pPr>
-            <w:r>
-              <w:rPr>
-                <w:sz w:val="22"/>
-                <w:szCs w:val="22"/>
-              </w:rPr>
-              <w:t xml:space="preserve">☐  </w:t>
-            </w:r>
-            <w:r>
-              <w:rPr>
-                <w:sz w:val="20"/>
-                <w:szCs w:val="20"/>
-              </w:rPr>
-              <w:t xml:space="preserve">Family curse / generational</w:t>
-            </w:r>
-          </w:p>
-          <w:p>
-            <w:pPr>
-              <w:spacing w:after="60"/>
-              <w:ind w:left="200"/>
-            </w:pPr>
-            <w:r>
-              <w:rPr>
-                <w:sz w:val="22"/>
-                <w:szCs w:val="22"/>
-              </w:rPr>
-              <w:t xml:space="preserve">☐  </w:t>
-            </w:r>
-            <w:r>
-              <w:rPr>
-                <w:sz w:val="20"/>
-                <w:szCs w:val="20"/>
-              </w:rPr>
               <w:t xml:space="preserve">Unconfessed sin</w:t>
             </w:r>
           </w:p>
@@ -1249,6 +1449,66 @@
                 <w:szCs w:val="20"/>
               </w:rPr>
               <w:t xml:space="preserve">Cult / secret society</w:t>
+            </w:r>
+          </w:p>
+          <w:p>
+            <w:pPr>
+              <w:spacing w:after="60"/>
+              <w:ind w:left="200"/>
+            </w:pPr>
+            <w:r>
+              <w:rPr>
+                <w:sz w:val="22"/>
+                <w:szCs w:val="22"/>
+              </w:rPr>
+              <w:t xml:space="preserve">☐  </w:t>
+            </w:r>
+            <w:r>
+              <w:rPr>
+                <w:sz w:val="20"/>
+                <w:szCs w:val="20"/>
+              </w:rPr>
+              <w:t xml:space="preserve">Family member undermining or monitoring you (household wickedness)</w:t>
+            </w:r>
+          </w:p>
+          <w:p>
+            <w:pPr>
+              <w:spacing w:after="60"/>
+              <w:ind w:left="200"/>
+            </w:pPr>
+            <w:r>
+              <w:rPr>
+                <w:sz w:val="22"/>
+                <w:szCs w:val="22"/>
+              </w:rPr>
+              <w:t xml:space="preserve">☐  </w:t>
+            </w:r>
+            <w:r>
+              <w:rPr>
+                <w:sz w:val="20"/>
+                <w:szCs w:val="20"/>
+              </w:rPr>
+              <w:t xml:space="preserve">Returning to a childhood home or ancestral village in dreams</w:t>
+            </w:r>
+          </w:p>
+          <w:p>
+            <w:pPr>
+              <w:spacing w:after="60"/>
+              <w:ind w:left="200"/>
+            </w:pPr>
+            <w:r>
+              <w:rPr>
+                <w:sz w:val="22"/>
+                <w:szCs w:val="22"/>
+              </w:rPr>
+              <w:t xml:space="preserve">☐  </w:t>
+            </w:r>
+            <w:r>
+              <w:rPr>
+                <w:sz w:val="20"/>
+                <w:szCs w:val="20"/>
+              </w:rPr>
+              <w:t xml:space="preserve">Being fed by a deceased relative in dreams</w:t>
             </w:r>
           </w:p>
         </w:tc>
